--- a/Python/Assignment/module-2.docx
+++ b/Python/Assignment/module-2.docx
@@ -560,8 +560,6 @@
         </w:rPr>
         <w:t>numbers[1:4] returns [10, 20, 30] (indices 1, 2, and 3).</w:t>
       </w:r>
-      <w:bookmarkStart w:id="0" w:name="_GoBack"/>
-      <w:bookmarkEnd w:id="0"/>
     </w:p>
     <w:p>
       <w:pPr>
@@ -613,44 +611,502 @@
           <w:szCs w:val="24"/>
         </w:rPr>
       </w:pPr>
-      <w:r>
-        <w:rPr>
-          <w:sz w:val="24"/>
-          <w:szCs w:val="24"/>
-        </w:rPr>
-        <w:t>numbers[::2] returns [0, 20, 40] (takes every second element).</w:t>
-      </w:r>
-    </w:p>
-    <w:p>
-      <w:pPr>
-        <w:rPr>
-          <w:sz w:val="24"/>
-          <w:szCs w:val="24"/>
-        </w:rPr>
-      </w:pPr>
-    </w:p>
-    <w:p>
-      <w:pPr>
-        <w:rPr>
-          <w:sz w:val="24"/>
-          <w:szCs w:val="24"/>
-        </w:rPr>
-      </w:pPr>
-    </w:p>
-    <w:p>
-      <w:pPr>
-        <w:rPr>
-          <w:sz w:val="24"/>
-          <w:szCs w:val="24"/>
-        </w:rPr>
-      </w:pPr>
-    </w:p>
-    <w:p>
-      <w:pPr>
-        <w:numPr>
-          <w:ilvl w:val="1"/>
-          <w:numId w:val="3"/>
-        </w:numPr>
+      <w:proofErr w:type="gramStart"/>
+      <w:r>
+        <w:rPr>
+          <w:sz w:val="24"/>
+          <w:szCs w:val="24"/>
+        </w:rPr>
+        <w:t>numbers[</w:t>
+      </w:r>
+      <w:proofErr w:type="gramEnd"/>
+      <w:r>
+        <w:rPr>
+          <w:sz w:val="24"/>
+          <w:szCs w:val="24"/>
+        </w:rPr>
+        <w:t>::2] returns [0, 20, 40] (takes every second element).</w:t>
+      </w:r>
+    </w:p>
+    <w:p>
+      <w:pPr>
+        <w:pStyle w:val="Default"/>
+      </w:pPr>
+    </w:p>
+    <w:p>
+      <w:pPr>
+        <w:rPr>
+          <w:rFonts w:cstheme="minorHAnsi"/>
+          <w:b/>
+          <w:color w:val="000000"/>
+          <w:sz w:val="28"/>
+          <w:szCs w:val="24"/>
+        </w:rPr>
+      </w:pPr>
+      <w:r>
+        <w:rPr>
+          <w:rFonts w:cstheme="minorHAnsi"/>
+          <w:b/>
+          <w:color w:val="000000"/>
+          <w:sz w:val="28"/>
+          <w:szCs w:val="24"/>
+        </w:rPr>
+        <w:t>LIST OPERATIONS:</w:t>
+      </w:r>
+    </w:p>
+    <w:p>
+      <w:pPr>
+        <w:rPr>
+          <w:rFonts w:cstheme="minorHAnsi"/>
+          <w:b/>
+          <w:sz w:val="24"/>
+          <w:szCs w:val="24"/>
+        </w:rPr>
+      </w:pPr>
+      <w:r>
+        <w:rPr>
+          <w:rFonts w:cstheme="minorHAnsi"/>
+          <w:b/>
+          <w:sz w:val="24"/>
+          <w:szCs w:val="24"/>
+        </w:rPr>
+        <w:t xml:space="preserve">Common list operations: concatenation, repetition, membership. </w:t>
+      </w:r>
+    </w:p>
+    <w:p>
+      <w:pPr>
+        <w:rPr>
+          <w:b/>
+          <w:bCs/>
+          <w:sz w:val="24"/>
+          <w:szCs w:val="24"/>
+        </w:rPr>
+      </w:pPr>
+      <w:r>
+        <w:rPr>
+          <w:b/>
+          <w:bCs/>
+          <w:sz w:val="24"/>
+          <w:szCs w:val="24"/>
+        </w:rPr>
+        <w:t xml:space="preserve">-&gt; </w:t>
+      </w:r>
+      <w:r>
+        <w:rPr>
+          <w:b/>
+          <w:bCs/>
+          <w:sz w:val="24"/>
+          <w:szCs w:val="24"/>
+        </w:rPr>
+        <w:t>Concatenation</w:t>
+      </w:r>
+    </w:p>
+    <w:p>
+      <w:pPr>
+        <w:rPr>
+          <w:sz w:val="24"/>
+          <w:szCs w:val="24"/>
+        </w:rPr>
+      </w:pPr>
+      <w:r>
+        <w:rPr>
+          <w:sz w:val="24"/>
+          <w:szCs w:val="24"/>
+        </w:rPr>
+        <w:t>The process of joining two or more sequences end-to-end to create a single, new sequence. In Python, this is performed using the addition operator (+). It does not modify the original lists but produces a third list containing all elements from the operands.</w:t>
+      </w:r>
+    </w:p>
+    <w:p>
+      <w:pPr>
+        <w:rPr>
+          <w:b/>
+          <w:bCs/>
+          <w:sz w:val="24"/>
+          <w:szCs w:val="24"/>
+        </w:rPr>
+      </w:pPr>
+      <w:r>
+        <w:rPr>
+          <w:b/>
+          <w:bCs/>
+          <w:sz w:val="24"/>
+          <w:szCs w:val="24"/>
+        </w:rPr>
+        <w:t>Repetition</w:t>
+      </w:r>
+    </w:p>
+    <w:p>
+      <w:pPr>
+        <w:rPr>
+          <w:sz w:val="24"/>
+          <w:szCs w:val="24"/>
+        </w:rPr>
+      </w:pPr>
+      <w:r>
+        <w:rPr>
+          <w:sz w:val="24"/>
+          <w:szCs w:val="24"/>
+        </w:rPr>
+        <w:t>The process of creating a new list by duplicating the elements of a source list a specified number of times. This is performed using the multiplication operator (*).</w:t>
+      </w:r>
+    </w:p>
+    <w:p>
+      <w:pPr>
+        <w:rPr>
+          <w:b/>
+          <w:bCs/>
+          <w:sz w:val="24"/>
+          <w:szCs w:val="24"/>
+        </w:rPr>
+      </w:pPr>
+      <w:r>
+        <w:rPr>
+          <w:b/>
+          <w:bCs/>
+          <w:sz w:val="24"/>
+          <w:szCs w:val="24"/>
+        </w:rPr>
+        <w:t>Membership</w:t>
+      </w:r>
+    </w:p>
+    <w:p>
+      <w:pPr>
+        <w:rPr>
+          <w:sz w:val="24"/>
+          <w:szCs w:val="24"/>
+        </w:rPr>
+      </w:pPr>
+      <w:r>
+        <w:rPr>
+          <w:sz w:val="24"/>
+          <w:szCs w:val="24"/>
+        </w:rPr>
+        <w:t>A B</w:t>
+      </w:r>
+      <w:r>
+        <w:rPr>
+          <w:sz w:val="24"/>
+          <w:szCs w:val="24"/>
+        </w:rPr>
+        <w:t xml:space="preserve">oolean operation used to determine whether a specific element exists within a collection. Using the in or not in keywords, Python performs a linear search through the list, returning </w:t>
+      </w:r>
+      <w:r>
+        <w:rPr>
+          <w:sz w:val="24"/>
+          <w:szCs w:val="24"/>
+        </w:rPr>
+        <w:t>t</w:t>
+      </w:r>
+      <w:r>
+        <w:rPr>
+          <w:sz w:val="24"/>
+          <w:szCs w:val="24"/>
+        </w:rPr>
+        <w:t>rue if a match is found.</w:t>
+      </w:r>
+    </w:p>
+    <w:p>
+      <w:pPr>
+        <w:rPr>
+          <w:sz w:val="24"/>
+          <w:szCs w:val="24"/>
+        </w:rPr>
+      </w:pPr>
+    </w:p>
+    <w:p>
+      <w:pPr>
+        <w:rPr>
+          <w:b/>
+          <w:sz w:val="24"/>
+          <w:szCs w:val="24"/>
+        </w:rPr>
+      </w:pPr>
+      <w:r>
+        <w:rPr>
+          <w:b/>
+          <w:sz w:val="24"/>
+          <w:szCs w:val="24"/>
+        </w:rPr>
+        <w:t>Understanding list methods like append (), insert (), remove (), pop ().</w:t>
+      </w:r>
+    </w:p>
+    <w:p>
+      <w:pPr>
+        <w:rPr>
+          <w:sz w:val="24"/>
+          <w:szCs w:val="24"/>
+        </w:rPr>
+      </w:pPr>
+      <w:r>
+        <w:rPr>
+          <w:sz w:val="24"/>
+          <w:szCs w:val="24"/>
+        </w:rPr>
+        <w:t xml:space="preserve">-&gt; </w:t>
+      </w:r>
+      <w:r>
+        <w:rPr>
+          <w:sz w:val="24"/>
+          <w:szCs w:val="24"/>
+        </w:rPr>
+        <w:t xml:space="preserve">Methods are functions tied to the list class that primarily modify the list </w:t>
+      </w:r>
+      <w:r>
+        <w:rPr>
+          <w:b/>
+          <w:bCs/>
+          <w:sz w:val="24"/>
+          <w:szCs w:val="24"/>
+        </w:rPr>
+        <w:t>in-place</w:t>
+      </w:r>
+      <w:r>
+        <w:rPr>
+          <w:sz w:val="24"/>
+          <w:szCs w:val="24"/>
+        </w:rPr>
+        <w:t xml:space="preserve"> (meaning they change the original list rather than creating a new one).</w:t>
+      </w:r>
+    </w:p>
+    <w:p>
+      <w:pPr>
+        <w:rPr>
+          <w:b/>
+          <w:bCs/>
+          <w:sz w:val="24"/>
+          <w:szCs w:val="24"/>
+        </w:rPr>
+      </w:pPr>
+      <w:proofErr w:type="gramStart"/>
+      <w:r>
+        <w:rPr>
+          <w:b/>
+          <w:bCs/>
+          <w:sz w:val="24"/>
+          <w:szCs w:val="24"/>
+        </w:rPr>
+        <w:t>append</w:t>
+      </w:r>
+      <w:proofErr w:type="gramEnd"/>
+      <w:r>
+        <w:rPr>
+          <w:b/>
+          <w:bCs/>
+          <w:sz w:val="24"/>
+          <w:szCs w:val="24"/>
+        </w:rPr>
+        <w:t xml:space="preserve"> (object)</w:t>
+      </w:r>
+      <w:r>
+        <w:rPr>
+          <w:b/>
+          <w:bCs/>
+          <w:sz w:val="24"/>
+          <w:szCs w:val="24"/>
+        </w:rPr>
+        <w:t xml:space="preserve"> - </w:t>
+      </w:r>
+      <w:r>
+        <w:rPr>
+          <w:sz w:val="24"/>
+          <w:szCs w:val="24"/>
+        </w:rPr>
+        <w:t>A method that adds a single item to the end of the list.</w:t>
+      </w:r>
+    </w:p>
+    <w:p>
+      <w:pPr>
+        <w:rPr>
+          <w:sz w:val="24"/>
+          <w:szCs w:val="24"/>
+        </w:rPr>
+      </w:pPr>
+      <w:proofErr w:type="gramStart"/>
+      <w:r>
+        <w:rPr>
+          <w:b/>
+          <w:bCs/>
+          <w:sz w:val="24"/>
+          <w:szCs w:val="24"/>
+        </w:rPr>
+        <w:t>insert</w:t>
+      </w:r>
+      <w:proofErr w:type="gramEnd"/>
+      <w:r>
+        <w:rPr>
+          <w:b/>
+          <w:bCs/>
+          <w:sz w:val="24"/>
+          <w:szCs w:val="24"/>
+        </w:rPr>
+        <w:t xml:space="preserve"> (index, object)</w:t>
+      </w:r>
+      <w:r>
+        <w:rPr>
+          <w:b/>
+          <w:bCs/>
+          <w:sz w:val="24"/>
+          <w:szCs w:val="24"/>
+        </w:rPr>
+        <w:t xml:space="preserve"> - </w:t>
+      </w:r>
+      <w:r>
+        <w:rPr>
+          <w:sz w:val="24"/>
+          <w:szCs w:val="24"/>
+        </w:rPr>
+        <w:t>A method that places an element at a specific position defined by an index.</w:t>
+      </w:r>
+    </w:p>
+    <w:p>
+      <w:pPr>
+        <w:rPr>
+          <w:b/>
+          <w:bCs/>
+          <w:sz w:val="24"/>
+          <w:szCs w:val="24"/>
+        </w:rPr>
+      </w:pPr>
+      <w:proofErr w:type="gramStart"/>
+      <w:r>
+        <w:rPr>
+          <w:b/>
+          <w:bCs/>
+          <w:sz w:val="24"/>
+          <w:szCs w:val="24"/>
+        </w:rPr>
+        <w:t>remove</w:t>
+      </w:r>
+      <w:proofErr w:type="gramEnd"/>
+      <w:r>
+        <w:rPr>
+          <w:b/>
+          <w:bCs/>
+          <w:sz w:val="24"/>
+          <w:szCs w:val="24"/>
+        </w:rPr>
+        <w:t xml:space="preserve"> (value)</w:t>
+      </w:r>
+      <w:r>
+        <w:rPr>
+          <w:b/>
+          <w:bCs/>
+          <w:sz w:val="24"/>
+          <w:szCs w:val="24"/>
+        </w:rPr>
+        <w:t xml:space="preserve"> - </w:t>
+      </w:r>
+      <w:r>
+        <w:rPr>
+          <w:sz w:val="24"/>
+          <w:szCs w:val="24"/>
+        </w:rPr>
+        <w:t>A method that searches for the first occurrence of a specific value and deletes it from the list.</w:t>
+      </w:r>
+    </w:p>
+    <w:p>
+      <w:pPr>
+        <w:rPr>
+          <w:b/>
+          <w:bCs/>
+          <w:sz w:val="24"/>
+          <w:szCs w:val="24"/>
+        </w:rPr>
+      </w:pPr>
+      <w:proofErr w:type="gramStart"/>
+      <w:r>
+        <w:rPr>
+          <w:b/>
+          <w:bCs/>
+          <w:sz w:val="24"/>
+          <w:szCs w:val="24"/>
+        </w:rPr>
+        <w:t>pop(</w:t>
+      </w:r>
+      <w:proofErr w:type="gramEnd"/>
+      <w:r>
+        <w:rPr>
+          <w:b/>
+          <w:bCs/>
+          <w:sz w:val="24"/>
+          <w:szCs w:val="24"/>
+        </w:rPr>
+        <w:t>[index])</w:t>
+      </w:r>
+      <w:r>
+        <w:rPr>
+          <w:b/>
+          <w:bCs/>
+          <w:sz w:val="24"/>
+          <w:szCs w:val="24"/>
+        </w:rPr>
+        <w:t xml:space="preserve"> -</w:t>
+      </w:r>
+      <w:r>
+        <w:rPr>
+          <w:sz w:val="24"/>
+          <w:szCs w:val="24"/>
+        </w:rPr>
+        <w:t xml:space="preserve"> A method that removes the element at a given position and returns that element as a value.</w:t>
+      </w:r>
+    </w:p>
+    <w:p>
+      <w:pPr>
+        <w:autoSpaceDE w:val="0"/>
+        <w:autoSpaceDN w:val="0"/>
+        <w:adjustRightInd w:val="0"/>
+        <w:spacing w:after="0" w:line="240" w:lineRule="auto"/>
+        <w:rPr>
+          <w:rFonts w:ascii="Calibri" w:hAnsi="Calibri" w:cs="Calibri"/>
+          <w:color w:val="000000"/>
+          <w:sz w:val="24"/>
+          <w:szCs w:val="24"/>
+        </w:rPr>
+      </w:pPr>
+      <w:bookmarkStart w:id="0" w:name="_GoBack"/>
+      <w:bookmarkEnd w:id="0"/>
+    </w:p>
+    <w:p>
+      <w:pPr>
+        <w:autoSpaceDE w:val="0"/>
+        <w:autoSpaceDN w:val="0"/>
+        <w:adjustRightInd w:val="0"/>
+        <w:spacing w:after="0" w:line="240" w:lineRule="auto"/>
+        <w:rPr>
+          <w:rFonts w:cstheme="minorHAnsi"/>
+          <w:b/>
+          <w:color w:val="000000"/>
+          <w:sz w:val="28"/>
+          <w:szCs w:val="26"/>
+        </w:rPr>
+      </w:pPr>
+      <w:r>
+        <w:rPr>
+          <w:rFonts w:cstheme="minorHAnsi"/>
+          <w:b/>
+          <w:color w:val="000000"/>
+          <w:sz w:val="28"/>
+          <w:szCs w:val="26"/>
+        </w:rPr>
+        <w:t>WORKING WITH LISTS:</w:t>
+      </w:r>
+    </w:p>
+    <w:p>
+      <w:pPr>
+        <w:autoSpaceDE w:val="0"/>
+        <w:autoSpaceDN w:val="0"/>
+        <w:adjustRightInd w:val="0"/>
+        <w:spacing w:after="0" w:line="240" w:lineRule="auto"/>
+        <w:rPr>
+          <w:rFonts w:ascii="Calibri" w:hAnsi="Calibri" w:cs="Calibri"/>
+          <w:color w:val="000000"/>
+          <w:sz w:val="24"/>
+          <w:szCs w:val="26"/>
+        </w:rPr>
+      </w:pPr>
+    </w:p>
+    <w:p>
+      <w:pPr>
         <w:rPr>
           <w:sz w:val="24"/>
           <w:szCs w:val="24"/>
@@ -706,6 +1162,57 @@
 <file path=word/numbering.xml><?xml version="1.0" encoding="utf-8"?>
 <w:numbering xmlns:wpc="http://schemas.microsoft.com/office/word/2010/wordprocessingCanvas" xmlns:mc="http://schemas.openxmlformats.org/markup-compatibility/2006" xmlns:o="urn:schemas-microsoft-com:office:office" xmlns:r="http://schemas.openxmlformats.org/officeDocument/2006/relationships" xmlns:m="http://schemas.openxmlformats.org/officeDocument/2006/math" xmlns:v="urn:schemas-microsoft-com:vml" xmlns:wp14="http://schemas.microsoft.com/office/word/2010/wordprocessingDrawing" xmlns:wp="http://schemas.openxmlformats.org/drawingml/2006/wordprocessingDrawing" xmlns:w10="urn:schemas-microsoft-com:office:word" xmlns:w="http://schemas.openxmlformats.org/wordprocessingml/2006/main" xmlns:w14="http://schemas.microsoft.com/office/word/2010/wordml" xmlns:w15="http://schemas.microsoft.com/office/word/2012/wordml" xmlns:wpg="http://schemas.microsoft.com/office/word/2010/wordprocessingGroup" xmlns:wpi="http://schemas.microsoft.com/office/word/2010/wordprocessingInk" xmlns:wne="http://schemas.microsoft.com/office/word/2006/wordml" xmlns:wps="http://schemas.microsoft.com/office/word/2010/wordprocessingShape" mc:Ignorable="w14 w15 wp14">
   <w:abstractNum w:abstractNumId="0" w15:restartNumberingAfterBreak="0">
+    <w:nsid w:val="881E8236"/>
+    <w:multiLevelType w:val="hybridMultilevel"/>
+    <w:tmpl w:val="365C0612"/>
+    <w:lvl w:ilvl="0" w:tplc="FFFFFFFF">
+      <w:start w:val="1"/>
+      <w:numFmt w:val="ideographDigital"/>
+      <w:lvlText w:val=""/>
+      <w:lvlJc w:val="left"/>
+    </w:lvl>
+    <w:lvl w:ilvl="1" w:tplc="FFFFFFFF">
+      <w:numFmt w:val="decimal"/>
+      <w:lvlText w:val=""/>
+      <w:lvlJc w:val="left"/>
+    </w:lvl>
+    <w:lvl w:ilvl="2" w:tplc="FFFFFFFF">
+      <w:numFmt w:val="decimal"/>
+      <w:lvlText w:val=""/>
+      <w:lvlJc w:val="left"/>
+    </w:lvl>
+    <w:lvl w:ilvl="3" w:tplc="FFFFFFFF">
+      <w:numFmt w:val="decimal"/>
+      <w:lvlText w:val=""/>
+      <w:lvlJc w:val="left"/>
+    </w:lvl>
+    <w:lvl w:ilvl="4" w:tplc="FFFFFFFF">
+      <w:numFmt w:val="decimal"/>
+      <w:lvlText w:val=""/>
+      <w:lvlJc w:val="left"/>
+    </w:lvl>
+    <w:lvl w:ilvl="5" w:tplc="FFFFFFFF">
+      <w:numFmt w:val="decimal"/>
+      <w:lvlText w:val=""/>
+      <w:lvlJc w:val="left"/>
+    </w:lvl>
+    <w:lvl w:ilvl="6" w:tplc="FFFFFFFF">
+      <w:numFmt w:val="decimal"/>
+      <w:lvlText w:val=""/>
+      <w:lvlJc w:val="left"/>
+    </w:lvl>
+    <w:lvl w:ilvl="7" w:tplc="FFFFFFFF">
+      <w:numFmt w:val="decimal"/>
+      <w:lvlText w:val=""/>
+      <w:lvlJc w:val="left"/>
+    </w:lvl>
+    <w:lvl w:ilvl="8" w:tplc="FFFFFFFF">
+      <w:numFmt w:val="decimal"/>
+      <w:lvlText w:val=""/>
+      <w:lvlJc w:val="left"/>
+    </w:lvl>
+  </w:abstractNum>
+  <w:abstractNum w:abstractNumId="1" w15:restartNumberingAfterBreak="0">
     <w:nsid w:val="8D25D733"/>
     <w:multiLevelType w:val="hybridMultilevel"/>
     <w:tmpl w:val="B23DB198"/>
@@ -756,7 +1263,7 @@
       <w:lvlJc w:val="left"/>
     </w:lvl>
   </w:abstractNum>
-  <w:abstractNum w:abstractNumId="1" w15:restartNumberingAfterBreak="0">
+  <w:abstractNum w:abstractNumId="2" w15:restartNumberingAfterBreak="0">
     <w:nsid w:val="DF61A86D"/>
     <w:multiLevelType w:val="hybridMultilevel"/>
     <w:tmpl w:val="A034C0C5"/>
@@ -807,7 +1314,305 @@
       <w:lvlJc w:val="left"/>
     </w:lvl>
   </w:abstractNum>
-  <w:abstractNum w:abstractNumId="2" w15:restartNumberingAfterBreak="0">
+  <w:abstractNum w:abstractNumId="3" w15:restartNumberingAfterBreak="0">
+    <w:nsid w:val="02A105E4"/>
+    <w:multiLevelType w:val="multilevel"/>
+    <w:tmpl w:val="3DF44E42"/>
+    <w:lvl w:ilvl="0">
+      <w:start w:val="1"/>
+      <w:numFmt w:val="bullet"/>
+      <w:lvlText w:val=""/>
+      <w:lvlJc w:val="left"/>
+      <w:pPr>
+        <w:tabs>
+          <w:tab w:val="num" w:pos="720"/>
+        </w:tabs>
+        <w:ind w:left="720" w:hanging="360"/>
+      </w:pPr>
+      <w:rPr>
+        <w:rFonts w:ascii="Symbol" w:hAnsi="Symbol" w:hint="default"/>
+        <w:sz w:val="20"/>
+      </w:rPr>
+    </w:lvl>
+    <w:lvl w:ilvl="1" w:tentative="1">
+      <w:start w:val="1"/>
+      <w:numFmt w:val="bullet"/>
+      <w:lvlText w:val="o"/>
+      <w:lvlJc w:val="left"/>
+      <w:pPr>
+        <w:tabs>
+          <w:tab w:val="num" w:pos="1440"/>
+        </w:tabs>
+        <w:ind w:left="1440" w:hanging="360"/>
+      </w:pPr>
+      <w:rPr>
+        <w:rFonts w:ascii="Courier New" w:hAnsi="Courier New" w:hint="default"/>
+        <w:sz w:val="20"/>
+      </w:rPr>
+    </w:lvl>
+    <w:lvl w:ilvl="2" w:tentative="1">
+      <w:start w:val="1"/>
+      <w:numFmt w:val="bullet"/>
+      <w:lvlText w:val=""/>
+      <w:lvlJc w:val="left"/>
+      <w:pPr>
+        <w:tabs>
+          <w:tab w:val="num" w:pos="2160"/>
+        </w:tabs>
+        <w:ind w:left="2160" w:hanging="360"/>
+      </w:pPr>
+      <w:rPr>
+        <w:rFonts w:ascii="Wingdings" w:hAnsi="Wingdings" w:hint="default"/>
+        <w:sz w:val="20"/>
+      </w:rPr>
+    </w:lvl>
+    <w:lvl w:ilvl="3" w:tentative="1">
+      <w:start w:val="1"/>
+      <w:numFmt w:val="bullet"/>
+      <w:lvlText w:val=""/>
+      <w:lvlJc w:val="left"/>
+      <w:pPr>
+        <w:tabs>
+          <w:tab w:val="num" w:pos="2880"/>
+        </w:tabs>
+        <w:ind w:left="2880" w:hanging="360"/>
+      </w:pPr>
+      <w:rPr>
+        <w:rFonts w:ascii="Wingdings" w:hAnsi="Wingdings" w:hint="default"/>
+        <w:sz w:val="20"/>
+      </w:rPr>
+    </w:lvl>
+    <w:lvl w:ilvl="4" w:tentative="1">
+      <w:start w:val="1"/>
+      <w:numFmt w:val="bullet"/>
+      <w:lvlText w:val=""/>
+      <w:lvlJc w:val="left"/>
+      <w:pPr>
+        <w:tabs>
+          <w:tab w:val="num" w:pos="3600"/>
+        </w:tabs>
+        <w:ind w:left="3600" w:hanging="360"/>
+      </w:pPr>
+      <w:rPr>
+        <w:rFonts w:ascii="Wingdings" w:hAnsi="Wingdings" w:hint="default"/>
+        <w:sz w:val="20"/>
+      </w:rPr>
+    </w:lvl>
+    <w:lvl w:ilvl="5" w:tentative="1">
+      <w:start w:val="1"/>
+      <w:numFmt w:val="bullet"/>
+      <w:lvlText w:val=""/>
+      <w:lvlJc w:val="left"/>
+      <w:pPr>
+        <w:tabs>
+          <w:tab w:val="num" w:pos="4320"/>
+        </w:tabs>
+        <w:ind w:left="4320" w:hanging="360"/>
+      </w:pPr>
+      <w:rPr>
+        <w:rFonts w:ascii="Wingdings" w:hAnsi="Wingdings" w:hint="default"/>
+        <w:sz w:val="20"/>
+      </w:rPr>
+    </w:lvl>
+    <w:lvl w:ilvl="6" w:tentative="1">
+      <w:start w:val="1"/>
+      <w:numFmt w:val="bullet"/>
+      <w:lvlText w:val=""/>
+      <w:lvlJc w:val="left"/>
+      <w:pPr>
+        <w:tabs>
+          <w:tab w:val="num" w:pos="5040"/>
+        </w:tabs>
+        <w:ind w:left="5040" w:hanging="360"/>
+      </w:pPr>
+      <w:rPr>
+        <w:rFonts w:ascii="Wingdings" w:hAnsi="Wingdings" w:hint="default"/>
+        <w:sz w:val="20"/>
+      </w:rPr>
+    </w:lvl>
+    <w:lvl w:ilvl="7" w:tentative="1">
+      <w:start w:val="1"/>
+      <w:numFmt w:val="bullet"/>
+      <w:lvlText w:val=""/>
+      <w:lvlJc w:val="left"/>
+      <w:pPr>
+        <w:tabs>
+          <w:tab w:val="num" w:pos="5760"/>
+        </w:tabs>
+        <w:ind w:left="5760" w:hanging="360"/>
+      </w:pPr>
+      <w:rPr>
+        <w:rFonts w:ascii="Wingdings" w:hAnsi="Wingdings" w:hint="default"/>
+        <w:sz w:val="20"/>
+      </w:rPr>
+    </w:lvl>
+    <w:lvl w:ilvl="8" w:tentative="1">
+      <w:start w:val="1"/>
+      <w:numFmt w:val="bullet"/>
+      <w:lvlText w:val=""/>
+      <w:lvlJc w:val="left"/>
+      <w:pPr>
+        <w:tabs>
+          <w:tab w:val="num" w:pos="6480"/>
+        </w:tabs>
+        <w:ind w:left="6480" w:hanging="360"/>
+      </w:pPr>
+      <w:rPr>
+        <w:rFonts w:ascii="Wingdings" w:hAnsi="Wingdings" w:hint="default"/>
+        <w:sz w:val="20"/>
+      </w:rPr>
+    </w:lvl>
+  </w:abstractNum>
+  <w:abstractNum w:abstractNumId="4" w15:restartNumberingAfterBreak="0">
+    <w:nsid w:val="05E0165C"/>
+    <w:multiLevelType w:val="multilevel"/>
+    <w:tmpl w:val="DE76EBAE"/>
+    <w:lvl w:ilvl="0">
+      <w:start w:val="1"/>
+      <w:numFmt w:val="bullet"/>
+      <w:lvlText w:val=""/>
+      <w:lvlJc w:val="left"/>
+      <w:pPr>
+        <w:tabs>
+          <w:tab w:val="num" w:pos="720"/>
+        </w:tabs>
+        <w:ind w:left="720" w:hanging="360"/>
+      </w:pPr>
+      <w:rPr>
+        <w:rFonts w:ascii="Symbol" w:hAnsi="Symbol" w:hint="default"/>
+        <w:sz w:val="20"/>
+      </w:rPr>
+    </w:lvl>
+    <w:lvl w:ilvl="1" w:tentative="1">
+      <w:start w:val="1"/>
+      <w:numFmt w:val="bullet"/>
+      <w:lvlText w:val="o"/>
+      <w:lvlJc w:val="left"/>
+      <w:pPr>
+        <w:tabs>
+          <w:tab w:val="num" w:pos="1440"/>
+        </w:tabs>
+        <w:ind w:left="1440" w:hanging="360"/>
+      </w:pPr>
+      <w:rPr>
+        <w:rFonts w:ascii="Courier New" w:hAnsi="Courier New" w:hint="default"/>
+        <w:sz w:val="20"/>
+      </w:rPr>
+    </w:lvl>
+    <w:lvl w:ilvl="2" w:tentative="1">
+      <w:start w:val="1"/>
+      <w:numFmt w:val="bullet"/>
+      <w:lvlText w:val=""/>
+      <w:lvlJc w:val="left"/>
+      <w:pPr>
+        <w:tabs>
+          <w:tab w:val="num" w:pos="2160"/>
+        </w:tabs>
+        <w:ind w:left="2160" w:hanging="360"/>
+      </w:pPr>
+      <w:rPr>
+        <w:rFonts w:ascii="Wingdings" w:hAnsi="Wingdings" w:hint="default"/>
+        <w:sz w:val="20"/>
+      </w:rPr>
+    </w:lvl>
+    <w:lvl w:ilvl="3" w:tentative="1">
+      <w:start w:val="1"/>
+      <w:numFmt w:val="bullet"/>
+      <w:lvlText w:val=""/>
+      <w:lvlJc w:val="left"/>
+      <w:pPr>
+        <w:tabs>
+          <w:tab w:val="num" w:pos="2880"/>
+        </w:tabs>
+        <w:ind w:left="2880" w:hanging="360"/>
+      </w:pPr>
+      <w:rPr>
+        <w:rFonts w:ascii="Wingdings" w:hAnsi="Wingdings" w:hint="default"/>
+        <w:sz w:val="20"/>
+      </w:rPr>
+    </w:lvl>
+    <w:lvl w:ilvl="4" w:tentative="1">
+      <w:start w:val="1"/>
+      <w:numFmt w:val="bullet"/>
+      <w:lvlText w:val=""/>
+      <w:lvlJc w:val="left"/>
+      <w:pPr>
+        <w:tabs>
+          <w:tab w:val="num" w:pos="3600"/>
+        </w:tabs>
+        <w:ind w:left="3600" w:hanging="360"/>
+      </w:pPr>
+      <w:rPr>
+        <w:rFonts w:ascii="Wingdings" w:hAnsi="Wingdings" w:hint="default"/>
+        <w:sz w:val="20"/>
+      </w:rPr>
+    </w:lvl>
+    <w:lvl w:ilvl="5" w:tentative="1">
+      <w:start w:val="1"/>
+      <w:numFmt w:val="bullet"/>
+      <w:lvlText w:val=""/>
+      <w:lvlJc w:val="left"/>
+      <w:pPr>
+        <w:tabs>
+          <w:tab w:val="num" w:pos="4320"/>
+        </w:tabs>
+        <w:ind w:left="4320" w:hanging="360"/>
+      </w:pPr>
+      <w:rPr>
+        <w:rFonts w:ascii="Wingdings" w:hAnsi="Wingdings" w:hint="default"/>
+        <w:sz w:val="20"/>
+      </w:rPr>
+    </w:lvl>
+    <w:lvl w:ilvl="6" w:tentative="1">
+      <w:start w:val="1"/>
+      <w:numFmt w:val="bullet"/>
+      <w:lvlText w:val=""/>
+      <w:lvlJc w:val="left"/>
+      <w:pPr>
+        <w:tabs>
+          <w:tab w:val="num" w:pos="5040"/>
+        </w:tabs>
+        <w:ind w:left="5040" w:hanging="360"/>
+      </w:pPr>
+      <w:rPr>
+        <w:rFonts w:ascii="Wingdings" w:hAnsi="Wingdings" w:hint="default"/>
+        <w:sz w:val="20"/>
+      </w:rPr>
+    </w:lvl>
+    <w:lvl w:ilvl="7" w:tentative="1">
+      <w:start w:val="1"/>
+      <w:numFmt w:val="bullet"/>
+      <w:lvlText w:val=""/>
+      <w:lvlJc w:val="left"/>
+      <w:pPr>
+        <w:tabs>
+          <w:tab w:val="num" w:pos="5760"/>
+        </w:tabs>
+        <w:ind w:left="5760" w:hanging="360"/>
+      </w:pPr>
+      <w:rPr>
+        <w:rFonts w:ascii="Wingdings" w:hAnsi="Wingdings" w:hint="default"/>
+        <w:sz w:val="20"/>
+      </w:rPr>
+    </w:lvl>
+    <w:lvl w:ilvl="8" w:tentative="1">
+      <w:start w:val="1"/>
+      <w:numFmt w:val="bullet"/>
+      <w:lvlText w:val=""/>
+      <w:lvlJc w:val="left"/>
+      <w:pPr>
+        <w:tabs>
+          <w:tab w:val="num" w:pos="6480"/>
+        </w:tabs>
+        <w:ind w:left="6480" w:hanging="360"/>
+      </w:pPr>
+      <w:rPr>
+        <w:rFonts w:ascii="Wingdings" w:hAnsi="Wingdings" w:hint="default"/>
+        <w:sz w:val="20"/>
+      </w:rPr>
+    </w:lvl>
+  </w:abstractNum>
+  <w:abstractNum w:abstractNumId="5" w15:restartNumberingAfterBreak="0">
     <w:nsid w:val="15731BAC"/>
     <w:multiLevelType w:val="multilevel"/>
     <w:tmpl w:val="721035AC"/>
@@ -956,7 +1761,7 @@
       </w:rPr>
     </w:lvl>
   </w:abstractNum>
-  <w:abstractNum w:abstractNumId="3" w15:restartNumberingAfterBreak="0">
+  <w:abstractNum w:abstractNumId="6" w15:restartNumberingAfterBreak="0">
     <w:nsid w:val="232747C2"/>
     <w:multiLevelType w:val="multilevel"/>
     <w:tmpl w:val="4B7A11FA"/>
@@ -1105,7 +1910,207 @@
       </w:rPr>
     </w:lvl>
   </w:abstractNum>
-  <w:abstractNum w:abstractNumId="4" w15:restartNumberingAfterBreak="0">
+  <w:abstractNum w:abstractNumId="7" w15:restartNumberingAfterBreak="0">
+    <w:nsid w:val="28D776F0"/>
+    <w:multiLevelType w:val="multilevel"/>
+    <w:tmpl w:val="467EC26A"/>
+    <w:lvl w:ilvl="0">
+      <w:start w:val="1"/>
+      <w:numFmt w:val="bullet"/>
+      <w:lvlText w:val=""/>
+      <w:lvlJc w:val="left"/>
+      <w:pPr>
+        <w:tabs>
+          <w:tab w:val="num" w:pos="720"/>
+        </w:tabs>
+        <w:ind w:left="720" w:hanging="360"/>
+      </w:pPr>
+      <w:rPr>
+        <w:rFonts w:ascii="Symbol" w:hAnsi="Symbol" w:hint="default"/>
+        <w:sz w:val="20"/>
+      </w:rPr>
+    </w:lvl>
+    <w:lvl w:ilvl="1" w:tentative="1">
+      <w:start w:val="1"/>
+      <w:numFmt w:val="bullet"/>
+      <w:lvlText w:val="o"/>
+      <w:lvlJc w:val="left"/>
+      <w:pPr>
+        <w:tabs>
+          <w:tab w:val="num" w:pos="1440"/>
+        </w:tabs>
+        <w:ind w:left="1440" w:hanging="360"/>
+      </w:pPr>
+      <w:rPr>
+        <w:rFonts w:ascii="Courier New" w:hAnsi="Courier New" w:hint="default"/>
+        <w:sz w:val="20"/>
+      </w:rPr>
+    </w:lvl>
+    <w:lvl w:ilvl="2" w:tentative="1">
+      <w:start w:val="1"/>
+      <w:numFmt w:val="bullet"/>
+      <w:lvlText w:val=""/>
+      <w:lvlJc w:val="left"/>
+      <w:pPr>
+        <w:tabs>
+          <w:tab w:val="num" w:pos="2160"/>
+        </w:tabs>
+        <w:ind w:left="2160" w:hanging="360"/>
+      </w:pPr>
+      <w:rPr>
+        <w:rFonts w:ascii="Wingdings" w:hAnsi="Wingdings" w:hint="default"/>
+        <w:sz w:val="20"/>
+      </w:rPr>
+    </w:lvl>
+    <w:lvl w:ilvl="3" w:tentative="1">
+      <w:start w:val="1"/>
+      <w:numFmt w:val="bullet"/>
+      <w:lvlText w:val=""/>
+      <w:lvlJc w:val="left"/>
+      <w:pPr>
+        <w:tabs>
+          <w:tab w:val="num" w:pos="2880"/>
+        </w:tabs>
+        <w:ind w:left="2880" w:hanging="360"/>
+      </w:pPr>
+      <w:rPr>
+        <w:rFonts w:ascii="Wingdings" w:hAnsi="Wingdings" w:hint="default"/>
+        <w:sz w:val="20"/>
+      </w:rPr>
+    </w:lvl>
+    <w:lvl w:ilvl="4" w:tentative="1">
+      <w:start w:val="1"/>
+      <w:numFmt w:val="bullet"/>
+      <w:lvlText w:val=""/>
+      <w:lvlJc w:val="left"/>
+      <w:pPr>
+        <w:tabs>
+          <w:tab w:val="num" w:pos="3600"/>
+        </w:tabs>
+        <w:ind w:left="3600" w:hanging="360"/>
+      </w:pPr>
+      <w:rPr>
+        <w:rFonts w:ascii="Wingdings" w:hAnsi="Wingdings" w:hint="default"/>
+        <w:sz w:val="20"/>
+      </w:rPr>
+    </w:lvl>
+    <w:lvl w:ilvl="5" w:tentative="1">
+      <w:start w:val="1"/>
+      <w:numFmt w:val="bullet"/>
+      <w:lvlText w:val=""/>
+      <w:lvlJc w:val="left"/>
+      <w:pPr>
+        <w:tabs>
+          <w:tab w:val="num" w:pos="4320"/>
+        </w:tabs>
+        <w:ind w:left="4320" w:hanging="360"/>
+      </w:pPr>
+      <w:rPr>
+        <w:rFonts w:ascii="Wingdings" w:hAnsi="Wingdings" w:hint="default"/>
+        <w:sz w:val="20"/>
+      </w:rPr>
+    </w:lvl>
+    <w:lvl w:ilvl="6" w:tentative="1">
+      <w:start w:val="1"/>
+      <w:numFmt w:val="bullet"/>
+      <w:lvlText w:val=""/>
+      <w:lvlJc w:val="left"/>
+      <w:pPr>
+        <w:tabs>
+          <w:tab w:val="num" w:pos="5040"/>
+        </w:tabs>
+        <w:ind w:left="5040" w:hanging="360"/>
+      </w:pPr>
+      <w:rPr>
+        <w:rFonts w:ascii="Wingdings" w:hAnsi="Wingdings" w:hint="default"/>
+        <w:sz w:val="20"/>
+      </w:rPr>
+    </w:lvl>
+    <w:lvl w:ilvl="7" w:tentative="1">
+      <w:start w:val="1"/>
+      <w:numFmt w:val="bullet"/>
+      <w:lvlText w:val=""/>
+      <w:lvlJc w:val="left"/>
+      <w:pPr>
+        <w:tabs>
+          <w:tab w:val="num" w:pos="5760"/>
+        </w:tabs>
+        <w:ind w:left="5760" w:hanging="360"/>
+      </w:pPr>
+      <w:rPr>
+        <w:rFonts w:ascii="Wingdings" w:hAnsi="Wingdings" w:hint="default"/>
+        <w:sz w:val="20"/>
+      </w:rPr>
+    </w:lvl>
+    <w:lvl w:ilvl="8" w:tentative="1">
+      <w:start w:val="1"/>
+      <w:numFmt w:val="bullet"/>
+      <w:lvlText w:val=""/>
+      <w:lvlJc w:val="left"/>
+      <w:pPr>
+        <w:tabs>
+          <w:tab w:val="num" w:pos="6480"/>
+        </w:tabs>
+        <w:ind w:left="6480" w:hanging="360"/>
+      </w:pPr>
+      <w:rPr>
+        <w:rFonts w:ascii="Wingdings" w:hAnsi="Wingdings" w:hint="default"/>
+        <w:sz w:val="20"/>
+      </w:rPr>
+    </w:lvl>
+  </w:abstractNum>
+  <w:abstractNum w:abstractNumId="8" w15:restartNumberingAfterBreak="0">
+    <w:nsid w:val="305EB034"/>
+    <w:multiLevelType w:val="hybridMultilevel"/>
+    <w:tmpl w:val="AE5C82E5"/>
+    <w:lvl w:ilvl="0" w:tplc="FFFFFFFF">
+      <w:start w:val="1"/>
+      <w:numFmt w:val="ideographDigital"/>
+      <w:lvlText w:val=""/>
+      <w:lvlJc w:val="left"/>
+    </w:lvl>
+    <w:lvl w:ilvl="1" w:tplc="FFFFFFFF">
+      <w:numFmt w:val="decimal"/>
+      <w:lvlText w:val=""/>
+      <w:lvlJc w:val="left"/>
+    </w:lvl>
+    <w:lvl w:ilvl="2" w:tplc="FFFFFFFF">
+      <w:numFmt w:val="decimal"/>
+      <w:lvlText w:val=""/>
+      <w:lvlJc w:val="left"/>
+    </w:lvl>
+    <w:lvl w:ilvl="3" w:tplc="FFFFFFFF">
+      <w:numFmt w:val="decimal"/>
+      <w:lvlText w:val=""/>
+      <w:lvlJc w:val="left"/>
+    </w:lvl>
+    <w:lvl w:ilvl="4" w:tplc="FFFFFFFF">
+      <w:numFmt w:val="decimal"/>
+      <w:lvlText w:val=""/>
+      <w:lvlJc w:val="left"/>
+    </w:lvl>
+    <w:lvl w:ilvl="5" w:tplc="FFFFFFFF">
+      <w:numFmt w:val="decimal"/>
+      <w:lvlText w:val=""/>
+      <w:lvlJc w:val="left"/>
+    </w:lvl>
+    <w:lvl w:ilvl="6" w:tplc="FFFFFFFF">
+      <w:numFmt w:val="decimal"/>
+      <w:lvlText w:val=""/>
+      <w:lvlJc w:val="left"/>
+    </w:lvl>
+    <w:lvl w:ilvl="7" w:tplc="FFFFFFFF">
+      <w:numFmt w:val="decimal"/>
+      <w:lvlText w:val=""/>
+      <w:lvlJc w:val="left"/>
+    </w:lvl>
+    <w:lvl w:ilvl="8" w:tplc="FFFFFFFF">
+      <w:numFmt w:val="decimal"/>
+      <w:lvlText w:val=""/>
+      <w:lvlJc w:val="left"/>
+    </w:lvl>
+  </w:abstractNum>
+  <w:abstractNum w:abstractNumId="9" w15:restartNumberingAfterBreak="0">
     <w:nsid w:val="460C06CF"/>
     <w:multiLevelType w:val="multilevel"/>
     <w:tmpl w:val="DD7807D0"/>
@@ -1254,7 +2259,7 @@
       </w:rPr>
     </w:lvl>
   </w:abstractNum>
-  <w:abstractNum w:abstractNumId="5" w15:restartNumberingAfterBreak="0">
+  <w:abstractNum w:abstractNumId="10" w15:restartNumberingAfterBreak="0">
     <w:nsid w:val="4D8653FC"/>
     <w:multiLevelType w:val="multilevel"/>
     <w:tmpl w:val="5CDE1334"/>
@@ -1403,7 +2408,7 @@
       </w:rPr>
     </w:lvl>
   </w:abstractNum>
-  <w:abstractNum w:abstractNumId="6" w15:restartNumberingAfterBreak="0">
+  <w:abstractNum w:abstractNumId="11" w15:restartNumberingAfterBreak="0">
     <w:nsid w:val="5DEFEB5B"/>
     <w:multiLevelType w:val="hybridMultilevel"/>
     <w:tmpl w:val="B5708B2D"/>
@@ -1454,26 +2459,193 @@
       <w:lvlJc w:val="left"/>
     </w:lvl>
   </w:abstractNum>
+  <w:abstractNum w:abstractNumId="12" w15:restartNumberingAfterBreak="0">
+    <w:nsid w:val="62B87DC3"/>
+    <w:multiLevelType w:val="multilevel"/>
+    <w:tmpl w:val="E0C8D746"/>
+    <w:lvl w:ilvl="0">
+      <w:start w:val="1"/>
+      <w:numFmt w:val="bullet"/>
+      <w:lvlText w:val=""/>
+      <w:lvlJc w:val="left"/>
+      <w:pPr>
+        <w:tabs>
+          <w:tab w:val="num" w:pos="720"/>
+        </w:tabs>
+        <w:ind w:left="720" w:hanging="360"/>
+      </w:pPr>
+      <w:rPr>
+        <w:rFonts w:ascii="Symbol" w:hAnsi="Symbol" w:hint="default"/>
+        <w:sz w:val="20"/>
+      </w:rPr>
+    </w:lvl>
+    <w:lvl w:ilvl="1" w:tentative="1">
+      <w:start w:val="1"/>
+      <w:numFmt w:val="bullet"/>
+      <w:lvlText w:val="o"/>
+      <w:lvlJc w:val="left"/>
+      <w:pPr>
+        <w:tabs>
+          <w:tab w:val="num" w:pos="1440"/>
+        </w:tabs>
+        <w:ind w:left="1440" w:hanging="360"/>
+      </w:pPr>
+      <w:rPr>
+        <w:rFonts w:ascii="Courier New" w:hAnsi="Courier New" w:hint="default"/>
+        <w:sz w:val="20"/>
+      </w:rPr>
+    </w:lvl>
+    <w:lvl w:ilvl="2" w:tentative="1">
+      <w:start w:val="1"/>
+      <w:numFmt w:val="bullet"/>
+      <w:lvlText w:val=""/>
+      <w:lvlJc w:val="left"/>
+      <w:pPr>
+        <w:tabs>
+          <w:tab w:val="num" w:pos="2160"/>
+        </w:tabs>
+        <w:ind w:left="2160" w:hanging="360"/>
+      </w:pPr>
+      <w:rPr>
+        <w:rFonts w:ascii="Wingdings" w:hAnsi="Wingdings" w:hint="default"/>
+        <w:sz w:val="20"/>
+      </w:rPr>
+    </w:lvl>
+    <w:lvl w:ilvl="3" w:tentative="1">
+      <w:start w:val="1"/>
+      <w:numFmt w:val="bullet"/>
+      <w:lvlText w:val=""/>
+      <w:lvlJc w:val="left"/>
+      <w:pPr>
+        <w:tabs>
+          <w:tab w:val="num" w:pos="2880"/>
+        </w:tabs>
+        <w:ind w:left="2880" w:hanging="360"/>
+      </w:pPr>
+      <w:rPr>
+        <w:rFonts w:ascii="Wingdings" w:hAnsi="Wingdings" w:hint="default"/>
+        <w:sz w:val="20"/>
+      </w:rPr>
+    </w:lvl>
+    <w:lvl w:ilvl="4" w:tentative="1">
+      <w:start w:val="1"/>
+      <w:numFmt w:val="bullet"/>
+      <w:lvlText w:val=""/>
+      <w:lvlJc w:val="left"/>
+      <w:pPr>
+        <w:tabs>
+          <w:tab w:val="num" w:pos="3600"/>
+        </w:tabs>
+        <w:ind w:left="3600" w:hanging="360"/>
+      </w:pPr>
+      <w:rPr>
+        <w:rFonts w:ascii="Wingdings" w:hAnsi="Wingdings" w:hint="default"/>
+        <w:sz w:val="20"/>
+      </w:rPr>
+    </w:lvl>
+    <w:lvl w:ilvl="5" w:tentative="1">
+      <w:start w:val="1"/>
+      <w:numFmt w:val="bullet"/>
+      <w:lvlText w:val=""/>
+      <w:lvlJc w:val="left"/>
+      <w:pPr>
+        <w:tabs>
+          <w:tab w:val="num" w:pos="4320"/>
+        </w:tabs>
+        <w:ind w:left="4320" w:hanging="360"/>
+      </w:pPr>
+      <w:rPr>
+        <w:rFonts w:ascii="Wingdings" w:hAnsi="Wingdings" w:hint="default"/>
+        <w:sz w:val="20"/>
+      </w:rPr>
+    </w:lvl>
+    <w:lvl w:ilvl="6" w:tentative="1">
+      <w:start w:val="1"/>
+      <w:numFmt w:val="bullet"/>
+      <w:lvlText w:val=""/>
+      <w:lvlJc w:val="left"/>
+      <w:pPr>
+        <w:tabs>
+          <w:tab w:val="num" w:pos="5040"/>
+        </w:tabs>
+        <w:ind w:left="5040" w:hanging="360"/>
+      </w:pPr>
+      <w:rPr>
+        <w:rFonts w:ascii="Wingdings" w:hAnsi="Wingdings" w:hint="default"/>
+        <w:sz w:val="20"/>
+      </w:rPr>
+    </w:lvl>
+    <w:lvl w:ilvl="7" w:tentative="1">
+      <w:start w:val="1"/>
+      <w:numFmt w:val="bullet"/>
+      <w:lvlText w:val=""/>
+      <w:lvlJc w:val="left"/>
+      <w:pPr>
+        <w:tabs>
+          <w:tab w:val="num" w:pos="5760"/>
+        </w:tabs>
+        <w:ind w:left="5760" w:hanging="360"/>
+      </w:pPr>
+      <w:rPr>
+        <w:rFonts w:ascii="Wingdings" w:hAnsi="Wingdings" w:hint="default"/>
+        <w:sz w:val="20"/>
+      </w:rPr>
+    </w:lvl>
+    <w:lvl w:ilvl="8" w:tentative="1">
+      <w:start w:val="1"/>
+      <w:numFmt w:val="bullet"/>
+      <w:lvlText w:val=""/>
+      <w:lvlJc w:val="left"/>
+      <w:pPr>
+        <w:tabs>
+          <w:tab w:val="num" w:pos="6480"/>
+        </w:tabs>
+        <w:ind w:left="6480" w:hanging="360"/>
+      </w:pPr>
+      <w:rPr>
+        <w:rFonts w:ascii="Wingdings" w:hAnsi="Wingdings" w:hint="default"/>
+        <w:sz w:val="20"/>
+      </w:rPr>
+    </w:lvl>
+  </w:abstractNum>
   <w:num w:numId="1">
+    <w:abstractNumId w:val="11"/>
+  </w:num>
+  <w:num w:numId="2">
+    <w:abstractNumId w:val="10"/>
+  </w:num>
+  <w:num w:numId="3">
+    <w:abstractNumId w:val="2"/>
+  </w:num>
+  <w:num w:numId="4">
     <w:abstractNumId w:val="6"/>
   </w:num>
-  <w:num w:numId="2">
+  <w:num w:numId="5">
+    <w:abstractNumId w:val="1"/>
+  </w:num>
+  <w:num w:numId="6">
+    <w:abstractNumId w:val="9"/>
+  </w:num>
+  <w:num w:numId="7">
     <w:abstractNumId w:val="5"/>
   </w:num>
-  <w:num w:numId="3">
-    <w:abstractNumId w:val="1"/>
+  <w:num w:numId="8">
+    <w:abstractNumId w:val="0"/>
   </w:num>
-  <w:num w:numId="4">
+  <w:num w:numId="9">
+    <w:abstractNumId w:val="12"/>
+  </w:num>
+  <w:num w:numId="10">
+    <w:abstractNumId w:val="7"/>
+  </w:num>
+  <w:num w:numId="11">
+    <w:abstractNumId w:val="4"/>
+  </w:num>
+  <w:num w:numId="12">
     <w:abstractNumId w:val="3"/>
   </w:num>
-  <w:num w:numId="5">
-    <w:abstractNumId w:val="0"/>
-  </w:num>
-  <w:num w:numId="6">
-    <w:abstractNumId w:val="4"/>
-  </w:num>
-  <w:num w:numId="7">
-    <w:abstractNumId w:val="2"/>
+  <w:num w:numId="13">
+    <w:abstractNumId w:val="8"/>
   </w:num>
 </w:numbering>
 </file>
@@ -1957,6 +3129,22 @@
       <w:szCs w:val="24"/>
     </w:rPr>
   </w:style>
+  <w:style w:type="paragraph" w:customStyle="1" w:styleId="Default">
+    <w:name w:val="Default"/>
+    <w:rsid w:val="00955E60"/>
+    <w:pPr>
+      <w:autoSpaceDE w:val="0"/>
+      <w:autoSpaceDN w:val="0"/>
+      <w:adjustRightInd w:val="0"/>
+      <w:spacing w:after="0" w:line="240" w:lineRule="auto"/>
+    </w:pPr>
+    <w:rPr>
+      <w:rFonts w:ascii="Times New Roman" w:hAnsi="Times New Roman" w:cs="Times New Roman"/>
+      <w:color w:val="000000"/>
+      <w:sz w:val="24"/>
+      <w:szCs w:val="24"/>
+    </w:rPr>
+  </w:style>
 </w:styles>
 </file>
 
